--- a/src/Tests/Inputs/labels/15/input.docx
+++ b/src/Tests/Inputs/labels/15/input.docx
@@ -1,6 +1,6 @@
 
 <file path=word/document.xml><?xml version="1.0" encoding="utf-8"?>
-<w:document xmlns:wpc="http://schemas.microsoft.com/office/word/2010/wordprocessingCanvas" xmlns:cx="http://schemas.microsoft.com/office/drawing/2014/chartex" xmlns:cx1="http://schemas.microsoft.com/office/drawing/2015/9/8/chartex" xmlns:cx2="http://schemas.microsoft.com/office/drawing/2015/10/21/chartex" xmlns:cx3="http://schemas.microsoft.com/office/drawing/2016/5/9/chartex" xmlns:cx4="http://schemas.microsoft.com/office/drawing/2016/5/10/chartex" xmlns:cx5="http://schemas.microsoft.com/office/drawing/2016/5/11/chartex" xmlns:cx6="http://schemas.microsoft.com/office/drawing/2016/5/12/chartex" xmlns:cx7="http://schemas.microsoft.com/office/drawing/2016/5/13/chartex" xmlns:cx8="http://schemas.microsoft.com/office/drawing/2016/5/14/chartex" xmlns:mc="http://schemas.openxmlformats.org/markup-compatibility/2006" xmlns:aink="http://schemas.microsoft.com/office/drawing/2016/ink" xmlns:am3d="http://schemas.microsoft.com/office/drawing/2017/model3d" xmlns:o="urn:schemas-microsoft-com:office:office" xmlns:oel="http://schemas.microsoft.com/office/2019/extlst" xmlns:r="http://schemas.openxmlformats.org/officeDocument/2006/relationships" xmlns:m="http://schemas.openxmlformats.org/officeDocument/2006/math" xmlns:v="urn:schemas-microsoft-com:vml" xmlns:wp14="http://schemas.microsoft.com/office/word/2010/wordprocessingDrawing" xmlns:wp="http://schemas.openxmlformats.org/drawingml/2006/wordprocessingDrawing" xmlns:w10="urn:schemas-microsoft-com:office:word" xmlns:w="http://schemas.openxmlformats.org/wordprocessingml/2006/main" xmlns:w14="http://schemas.microsoft.com/office/word/2010/wordml" xmlns:w15="http://schemas.microsoft.com/office/word/2012/wordml" xmlns:w16cex="http://schemas.microsoft.com/office/word/2018/wordml/cex" xmlns:w16cid="http://schemas.microsoft.com/office/word/2016/wordml/cid" xmlns:w16="http://schemas.microsoft.com/office/word/2018/wordml" xmlns:w16sdtdh="http://schemas.microsoft.com/office/word/2020/wordml/sdtdatahash" xmlns:w16se="http://schemas.microsoft.com/office/word/2015/wordml/symex" xmlns:wpg="http://schemas.microsoft.com/office/word/2010/wordprocessingGroup" xmlns:wpi="http://schemas.microsoft.com/office/word/2010/wordprocessingInk" xmlns:wne="http://schemas.microsoft.com/office/word/2006/wordml" xmlns:wps="http://schemas.microsoft.com/office/word/2010/wordprocessingShape" mc:Ignorable="w14 w15 w16se w16cid w16 w16cex w16sdtdh wp14">
+<w:document xmlns:a="http://schemas.openxmlformats.org/drawingml/2006/main" xmlns:adec="http://schemas.microsoft.com/office/drawing/2017/decorative" xmlns:wpc="http://schemas.microsoft.com/office/word/2010/wordprocessingCanvas" xmlns:cx="http://schemas.microsoft.com/office/drawing/2014/chartex" xmlns:cx1="http://schemas.microsoft.com/office/drawing/2015/9/8/chartex" xmlns:cx2="http://schemas.microsoft.com/office/drawing/2015/10/21/chartex" xmlns:cx3="http://schemas.microsoft.com/office/drawing/2016/5/9/chartex" xmlns:cx4="http://schemas.microsoft.com/office/drawing/2016/5/10/chartex" xmlns:cx5="http://schemas.microsoft.com/office/drawing/2016/5/11/chartex" xmlns:cx6="http://schemas.microsoft.com/office/drawing/2016/5/12/chartex" xmlns:cx7="http://schemas.microsoft.com/office/drawing/2016/5/13/chartex" xmlns:cx8="http://schemas.microsoft.com/office/drawing/2016/5/14/chartex" xmlns:mc="http://schemas.openxmlformats.org/markup-compatibility/2006" xmlns:aink="http://schemas.microsoft.com/office/drawing/2016/ink" xmlns:am3d="http://schemas.microsoft.com/office/drawing/2017/model3d" xmlns:o="urn:schemas-microsoft-com:office:office" xmlns:oel="http://schemas.microsoft.com/office/2019/extlst" xmlns:r="http://schemas.openxmlformats.org/officeDocument/2006/relationships" xmlns:m="http://schemas.openxmlformats.org/officeDocument/2006/math" xmlns:v="urn:schemas-microsoft-com:vml" xmlns:wp14="http://schemas.microsoft.com/office/word/2010/wordprocessingDrawing" xmlns:wp="http://schemas.openxmlformats.org/drawingml/2006/wordprocessingDrawing" xmlns:w10="urn:schemas-microsoft-com:office:word" xmlns:w="http://schemas.openxmlformats.org/wordprocessingml/2006/main" xmlns:w14="http://schemas.microsoft.com/office/word/2010/wordml" xmlns:w15="http://schemas.microsoft.com/office/word/2012/wordml" xmlns:w16cex="http://schemas.microsoft.com/office/word/2018/wordml/cex" xmlns:w16cid="http://schemas.microsoft.com/office/word/2016/wordml/cid" xmlns:w16="http://schemas.microsoft.com/office/word/2018/wordml" xmlns:w16sdtdh="http://schemas.microsoft.com/office/word/2020/wordml/sdtdatahash" xmlns:w16se="http://schemas.microsoft.com/office/word/2015/wordml/symex" xmlns:wpg="http://schemas.microsoft.com/office/word/2010/wordprocessingGroup" xmlns:wpi="http://schemas.microsoft.com/office/word/2010/wordprocessingInk" xmlns:wne="http://schemas.microsoft.com/office/word/2006/wordml" xmlns:wps="http://schemas.microsoft.com/office/word/2010/wordprocessingShape" mc:Ignorable="w14 w15 w16se w16cid w16 w16cex w16sdtdh wp14">
   <w:body>
     <w:p>
       <w:r>
@@ -11,7 +11,7 @@
         <mc:AlternateContent>
           <mc:Choice Requires="wps">
             <w:drawing>
-              <wp:anchor distT="0" distB="0" distL="114300" distR="114300" simplePos="0" relativeHeight="251659264" behindDoc="1" locked="1" layoutInCell="1" allowOverlap="1" wp14:anchorId="27CA7FD2" wp14:editId="13058643">
+              <wp:anchor distT="0" distB="0" distL="114300" distR="114300" simplePos="0" relativeHeight="251659264" behindDoc="1" locked="1" layoutInCell="1" allowOverlap="1" wp14:editId="13058643" wp14:anchorId="27CA7FD2">
                 <wp:simplePos x="0" y="0"/>
                 <wp:positionH relativeFrom="column">
                   <wp:posOffset>-252730</wp:posOffset>
@@ -85,7 +85,7 @@
           </mc:Choice>
           <mc:Fallback>
             <w:pict>
-              <v:rect w14:anchorId="7A47795B" id="Rectangle 1" o:spid="_x0000_s1026" alt="&quot;&quot;" style="position:absolute;margin-left:-19.9pt;margin-top:-22.5pt;width:612pt;height:11in;z-index:-251657216;visibility:visible;mso-wrap-style:square;mso-width-percent:0;mso-height-percent:0;mso-wrap-distance-left:9pt;mso-wrap-distance-top:0;mso-wrap-distance-right:9pt;mso-wrap-distance-bottom:0;mso-position-horizontal:absolute;mso-position-horizontal-relative:text;mso-position-vertical:absolute;mso-position-vertical-relative:text;mso-width-percent:0;mso-height-percent:0;mso-width-relative:margin;mso-height-relative:margin;v-text-anchor:middle" o:gfxdata="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" fillcolor="#eeece1 [3214]" stroked="f" strokeweight="2pt">
+              <v:rect id="Rectangle 1" style="position:absolute;margin-left:-19.9pt;margin-top:-22.5pt;width:612pt;height:11in;z-index:-251657216;visibility:visible;mso-wrap-style:square;mso-width-percent:0;mso-height-percent:0;mso-wrap-distance-left:9pt;mso-wrap-distance-top:0;mso-wrap-distance-right:9pt;mso-wrap-distance-bottom:0;mso-position-horizontal:absolute;mso-position-horizontal-relative:text;mso-position-vertical:absolute;mso-position-vertical-relative:text;mso-width-percent:0;mso-height-percent:0;mso-width-relative:margin;mso-height-relative:margin;v-text-anchor:middle" alt="&quot;&quot;" o:spid="_x0000_s1026" fillcolor="#eeece1 [3214]" stroked="f" strokeweight="2pt" o:gfxdata="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" w14:anchorId="7A47795B">
                 <w10:anchorlock/>
               </v:rect>
             </w:pict>
@@ -130,7 +130,7 @@
       </w:tblGrid>
       <w:tr>
         <w:trPr>
-          <w:trHeight w:hRule="exact" w:val="720"/>
+          <w:trHeight w:val="720" w:hRule="exact"/>
         </w:trPr>
         <w:tc>
           <w:tcPr>
@@ -470,7 +470,7 @@
       </w:tr>
       <w:tr>
         <w:trPr>
-          <w:trHeight w:hRule="exact" w:val="720"/>
+          <w:trHeight w:val="720" w:hRule="exact"/>
         </w:trPr>
         <w:tc>
           <w:tcPr>
@@ -816,7 +816,7 @@
       </w:tr>
       <w:tr>
         <w:trPr>
-          <w:trHeight w:hRule="exact" w:val="720"/>
+          <w:trHeight w:val="720" w:hRule="exact"/>
         </w:trPr>
         <w:tc>
           <w:tcPr>
@@ -1156,7 +1156,7 @@
       </w:tr>
       <w:tr>
         <w:trPr>
-          <w:trHeight w:hRule="exact" w:val="720"/>
+          <w:trHeight w:val="720" w:hRule="exact"/>
         </w:trPr>
         <w:tc>
           <w:tcPr>
@@ -1498,7 +1498,7 @@
       </w:tr>
       <w:tr>
         <w:trPr>
-          <w:trHeight w:hRule="exact" w:val="720"/>
+          <w:trHeight w:val="720" w:hRule="exact"/>
         </w:trPr>
         <w:tc>
           <w:tcPr>
@@ -1840,7 +1840,7 @@
       </w:tr>
       <w:tr>
         <w:trPr>
-          <w:trHeight w:hRule="exact" w:val="720"/>
+          <w:trHeight w:val="720" w:hRule="exact"/>
         </w:trPr>
         <w:tc>
           <w:tcPr>
@@ -2177,7 +2177,7 @@
       </w:tr>
       <w:tr>
         <w:trPr>
-          <w:trHeight w:hRule="exact" w:val="720"/>
+          <w:trHeight w:val="720" w:hRule="exact"/>
         </w:trPr>
         <w:tc>
           <w:tcPr>
@@ -2516,7 +2516,7 @@
       </w:tr>
       <w:tr>
         <w:trPr>
-          <w:trHeight w:hRule="exact" w:val="720"/>
+          <w:trHeight w:val="720" w:hRule="exact"/>
         </w:trPr>
         <w:tc>
           <w:tcPr>
@@ -2853,7 +2853,7 @@
       </w:tr>
       <w:tr>
         <w:trPr>
-          <w:trHeight w:hRule="exact" w:val="720"/>
+          <w:trHeight w:val="720" w:hRule="exact"/>
         </w:trPr>
         <w:tc>
           <w:tcPr>
@@ -3190,7 +3190,7 @@
       </w:tr>
       <w:tr>
         <w:trPr>
-          <w:trHeight w:hRule="exact" w:val="720"/>
+          <w:trHeight w:val="720" w:hRule="exact"/>
         </w:trPr>
         <w:tc>
           <w:tcPr>
@@ -3527,7 +3527,7 @@
       </w:tr>
       <w:tr>
         <w:trPr>
-          <w:trHeight w:hRule="exact" w:val="720"/>
+          <w:trHeight w:val="720" w:hRule="exact"/>
         </w:trPr>
         <w:tc>
           <w:tcPr>
@@ -3864,7 +3864,7 @@
       </w:tr>
       <w:tr>
         <w:trPr>
-          <w:trHeight w:hRule="exact" w:val="720"/>
+          <w:trHeight w:val="720" w:hRule="exact"/>
         </w:trPr>
         <w:tc>
           <w:tcPr>
@@ -4201,7 +4201,7 @@
       </w:tr>
       <w:tr>
         <w:trPr>
-          <w:trHeight w:hRule="exact" w:val="720"/>
+          <w:trHeight w:val="720" w:hRule="exact"/>
         </w:trPr>
         <w:tc>
           <w:tcPr>
@@ -4538,7 +4538,7 @@
       </w:tr>
       <w:tr>
         <w:trPr>
-          <w:trHeight w:hRule="exact" w:val="720"/>
+          <w:trHeight w:val="720" w:hRule="exact"/>
         </w:trPr>
         <w:tc>
           <w:tcPr>
@@ -4875,7 +4875,7 @@
       </w:tr>
       <w:tr>
         <w:trPr>
-          <w:trHeight w:hRule="exact" w:val="720"/>
+          <w:trHeight w:val="720" w:hRule="exact"/>
         </w:trPr>
         <w:tc>
           <w:tcPr>
@@ -5212,7 +5212,7 @@
       </w:tr>
       <w:tr>
         <w:trPr>
-          <w:trHeight w:hRule="exact" w:val="720"/>
+          <w:trHeight w:val="720" w:hRule="exact"/>
         </w:trPr>
         <w:tc>
           <w:tcPr>
@@ -5551,7 +5551,7 @@
       </w:tr>
       <w:tr>
         <w:trPr>
-          <w:trHeight w:hRule="exact" w:val="720"/>
+          <w:trHeight w:val="720" w:hRule="exact"/>
         </w:trPr>
         <w:tc>
           <w:tcPr>
@@ -5888,7 +5888,7 @@
       </w:tr>
       <w:tr>
         <w:trPr>
-          <w:trHeight w:hRule="exact" w:val="720"/>
+          <w:trHeight w:val="720" w:hRule="exact"/>
         </w:trPr>
         <w:tc>
           <w:tcPr>
@@ -6225,7 +6225,7 @@
       </w:tr>
       <w:tr>
         <w:trPr>
-          <w:trHeight w:hRule="exact" w:val="720"/>
+          <w:trHeight w:val="720" w:hRule="exact"/>
         </w:trPr>
         <w:tc>
           <w:tcPr>
@@ -6562,7 +6562,7 @@
       </w:tr>
       <w:tr>
         <w:trPr>
-          <w:trHeight w:hRule="exact" w:val="720"/>
+          <w:trHeight w:val="720" w:hRule="exact"/>
         </w:trPr>
         <w:tc>
           <w:tcPr>
